--- a/Doc1.docx
+++ b/Doc1.docx
@@ -1,6 +1,6 @@
 
 <file path=word/document.xml><?xml version="1.0" encoding="utf-8"?>
-<w:document xmlns:wpc="http://schemas.microsoft.com/office/word/2010/wordprocessingCanvas" xmlns:cx="http://schemas.microsoft.com/office/drawing/2014/chartex" xmlns:cx1="http://schemas.microsoft.com/office/drawing/2015/9/8/chartex" xmlns:cx2="http://schemas.microsoft.com/office/drawing/2015/10/21/chartex" xmlns:cx3="http://schemas.microsoft.com/office/drawing/2016/5/9/chartex" xmlns:cx4="http://schemas.microsoft.com/office/drawing/2016/5/10/chartex" xmlns:cx5="http://schemas.microsoft.com/office/drawing/2016/5/11/chartex" xmlns:cx6="http://schemas.microsoft.com/office/drawing/2016/5/12/chartex" xmlns:cx7="http://schemas.microsoft.com/office/drawing/2016/5/13/chartex" xmlns:cx8="http://schemas.microsoft.com/office/drawing/2016/5/14/chartex" xmlns:mc="http://schemas.openxmlformats.org/markup-compatibility/2006" xmlns:aink="http://schemas.microsoft.com/office/drawing/2016/ink" xmlns:am3d="http://schemas.microsoft.com/office/drawing/2017/model3d" xmlns:o="urn:schemas-microsoft-com:office:office" xmlns:oel="http://schemas.microsoft.com/office/2019/extlst" xmlns:r="http://schemas.openxmlformats.org/officeDocument/2006/relationships" xmlns:m="http://schemas.openxmlformats.org/officeDocument/2006/math" xmlns:v="urn:schemas-microsoft-com:vml" xmlns:wp14="http://schemas.microsoft.com/office/word/2010/wordprocessingDrawing" xmlns:wp="http://schemas.openxmlformats.org/drawingml/2006/wordprocessingDrawing" xmlns:w10="urn:schemas-microsoft-com:office:word" xmlns:w="http://schemas.openxmlformats.org/wordprocessingml/2006/main" xmlns:w14="http://schemas.microsoft.com/office/word/2010/wordml" xmlns:w15="http://schemas.microsoft.com/office/word/2012/wordml" xmlns:w16cex="http://schemas.microsoft.com/office/word/2018/wordml/cex" xmlns:w16cid="http://schemas.microsoft.com/office/word/2016/wordml/cid" xmlns:w16="http://schemas.microsoft.com/office/word/2018/wordml" xmlns:w16sdtdh="http://schemas.microsoft.com/office/word/2020/wordml/sdtdatahash" xmlns:w16se="http://schemas.microsoft.com/office/word/2015/wordml/symex" xmlns:wpg="http://schemas.microsoft.com/office/word/2010/wordprocessingGroup" xmlns:wpi="http://schemas.microsoft.com/office/word/2010/wordprocessingInk" xmlns:wne="http://schemas.microsoft.com/office/word/2006/wordml" xmlns:wps="http://schemas.microsoft.com/office/word/2010/wordprocessingShape" mc:Ignorable="w14 w15 w16se w16cid w16 w16cex w16sdtdh wp14">
+<w:document xmlns:wpc="http://schemas.microsoft.com/office/word/2010/wordprocessingCanvas" xmlns:cx="http://schemas.microsoft.com/office/drawing/2014/chartex" xmlns:cx1="http://schemas.microsoft.com/office/drawing/2015/9/8/chartex" xmlns:cx2="http://schemas.microsoft.com/office/drawing/2015/10/21/chartex" xmlns:cx3="http://schemas.microsoft.com/office/drawing/2016/5/9/chartex" xmlns:cx4="http://schemas.microsoft.com/office/drawing/2016/5/10/chartex" xmlns:cx5="http://schemas.microsoft.com/office/drawing/2016/5/11/chartex" xmlns:cx6="http://schemas.microsoft.com/office/drawing/2016/5/12/chartex" xmlns:cx7="http://schemas.microsoft.com/office/drawing/2016/5/13/chartex" xmlns:cx8="http://schemas.microsoft.com/office/drawing/2016/5/14/chartex" xmlns:mc="http://schemas.openxmlformats.org/markup-compatibility/2006" xmlns:aink="http://schemas.microsoft.com/office/drawing/2016/ink" xmlns:am3d="http://schemas.microsoft.com/office/drawing/2017/model3d" xmlns:o="urn:schemas-microsoft-com:office:office" xmlns:oel="http://schemas.microsoft.com/office/2019/extlst" xmlns:r="http://schemas.openxmlformats.org/officeDocument/2006/relationships" xmlns:m="http://schemas.openxmlformats.org/officeDocument/2006/math" xmlns:v="urn:schemas-microsoft-com:vml" xmlns:wp14="http://schemas.microsoft.com/office/word/2010/wordprocessingDrawing" xmlns:wp="http://schemas.openxmlformats.org/drawingml/2006/wordprocessingDrawing" xmlns:w10="urn:schemas-microsoft-com:office:word" xmlns:w="http://schemas.openxmlformats.org/wordprocessingml/2006/main" xmlns:w14="http://schemas.microsoft.com/office/word/2010/wordml" xmlns:w15="http://schemas.microsoft.com/office/word/2012/wordml" xmlns:w16cex="http://schemas.microsoft.com/office/word/2018/wordml/cex" xmlns:w16cid="http://schemas.microsoft.com/office/word/2016/wordml/cid" xmlns:w16="http://schemas.microsoft.com/office/word/2018/wordml" xmlns:w16du="http://schemas.microsoft.com/office/word/2023/wordml/word16du" xmlns:w16sdtdh="http://schemas.microsoft.com/office/word/2020/wordml/sdtdatahash" xmlns:w16sdtfl="http://schemas.microsoft.com/office/word/2024/wordml/sdtformatlock" xmlns:w16se="http://schemas.microsoft.com/office/word/2015/wordml/symex" xmlns:wpg="http://schemas.microsoft.com/office/word/2010/wordprocessingGroup" xmlns:wpi="http://schemas.microsoft.com/office/word/2010/wordprocessingInk" xmlns:wne="http://schemas.microsoft.com/office/word/2006/wordml" xmlns:wps="http://schemas.microsoft.com/office/word/2010/wordprocessingShape" mc:Ignorable="w14 w15 w16se w16cid w16 w16cex w16sdtdh w16sdtfl w16du wp14">
   <w:body>
     <w:sdt>
       <w:sdtPr>
@@ -972,6 +972,15 @@
     </w:sdt>
     <w:sdt>
       <w:sdtPr>
+        <w:rPr>
+          <w:rFonts w:asciiTheme="minorHAnsi" w:eastAsiaTheme="minorHAnsi" w:hAnsiTheme="minorHAnsi" w:cstheme="minorBidi"/>
+          <w:color w:val="auto"/>
+          <w:kern w:val="2"/>
+          <w:sz w:val="24"/>
+          <w:szCs w:val="24"/>
+          <w:lang w:eastAsia="en-US"/>
+          <w14:ligatures w14:val="standardContextual"/>
+        </w:rPr>
         <w:id w:val="-441074073"/>
         <w:docPartObj>
           <w:docPartGallery w:val="Table of Contents"/>
@@ -980,15 +989,8 @@
       </w:sdtPr>
       <w:sdtEndPr>
         <w:rPr>
-          <w:rFonts w:asciiTheme="minorHAnsi" w:eastAsiaTheme="minorHAnsi" w:hAnsiTheme="minorHAnsi" w:cstheme="minorBidi"/>
           <w:b/>
           <w:bCs/>
-          <w:color w:val="auto"/>
-          <w:kern w:val="2"/>
-          <w:sz w:val="24"/>
-          <w:szCs w:val="24"/>
-          <w:lang w:eastAsia="en-US"/>
-          <w14:ligatures w14:val="standardContextual"/>
         </w:rPr>
       </w:sdtEndPr>
       <w:sdtContent>
@@ -1007,7 +1009,9 @@
               <w:tab w:val="right" w:leader="dot" w:pos="8494"/>
             </w:tabs>
             <w:rPr>
+              <w:rFonts w:eastAsiaTheme="minorEastAsia"/>
               <w:noProof/>
+              <w:lang w:eastAsia="es-ES"/>
             </w:rPr>
           </w:pPr>
           <w:r>
@@ -1019,7 +1023,7 @@
           <w:r>
             <w:fldChar w:fldCharType="separate"/>
           </w:r>
-          <w:hyperlink w:anchor="_Toc221693548" w:history="1">
+          <w:hyperlink w:anchor="_Toc224813717" w:history="1">
             <w:r>
               <w:rPr>
                 <w:rStyle w:val="Hipervnculo"/>
@@ -1046,7 +1050,7 @@
                 <w:noProof/>
                 <w:webHidden/>
               </w:rPr>
-              <w:instrText xml:space="preserve"> PAGEREF _Toc221693548 \h </w:instrText>
+              <w:instrText xml:space="preserve"> PAGEREF _Toc224813717 \h </w:instrText>
             </w:r>
             <w:r>
               <w:rPr>
@@ -1084,16 +1088,226 @@
               <w:tab w:val="right" w:leader="dot" w:pos="8494"/>
             </w:tabs>
             <w:rPr>
+              <w:rFonts w:eastAsiaTheme="minorEastAsia"/>
+              <w:noProof/>
+              <w:lang w:eastAsia="es-ES"/>
+            </w:rPr>
+          </w:pPr>
+          <w:hyperlink w:anchor="_Toc224813718" w:history="1">
+            <w:r>
+              <w:rPr>
+                <w:rStyle w:val="Hipervnculo"/>
+                <w:noProof/>
+              </w:rPr>
+              <w:t>Justificación del proyecto</w:t>
+            </w:r>
+            <w:r>
+              <w:rPr>
+                <w:noProof/>
+                <w:webHidden/>
+              </w:rPr>
+              <w:tab/>
+            </w:r>
+            <w:r>
+              <w:rPr>
+                <w:noProof/>
+                <w:webHidden/>
+              </w:rPr>
+              <w:fldChar w:fldCharType="begin"/>
+            </w:r>
+            <w:r>
+              <w:rPr>
+                <w:noProof/>
+                <w:webHidden/>
+              </w:rPr>
+              <w:instrText xml:space="preserve"> PAGEREF _Toc224813718 \h </w:instrText>
+            </w:r>
+            <w:r>
+              <w:rPr>
+                <w:noProof/>
+                <w:webHidden/>
+              </w:rPr>
+            </w:r>
+            <w:r>
+              <w:rPr>
+                <w:noProof/>
+                <w:webHidden/>
+              </w:rPr>
+              <w:fldChar w:fldCharType="separate"/>
+            </w:r>
+            <w:r>
+              <w:rPr>
+                <w:noProof/>
+                <w:webHidden/>
+              </w:rPr>
+              <w:t>3</w:t>
+            </w:r>
+            <w:r>
+              <w:rPr>
+                <w:noProof/>
+                <w:webHidden/>
+              </w:rPr>
+              <w:fldChar w:fldCharType="end"/>
+            </w:r>
+          </w:hyperlink>
+        </w:p>
+        <w:p>
+          <w:pPr>
+            <w:pStyle w:val="TDC1"/>
+            <w:tabs>
+              <w:tab w:val="right" w:leader="dot" w:pos="8494"/>
+            </w:tabs>
+            <w:rPr>
+              <w:rFonts w:eastAsiaTheme="minorEastAsia"/>
+              <w:noProof/>
+              <w:lang w:eastAsia="es-ES"/>
+            </w:rPr>
+          </w:pPr>
+          <w:hyperlink w:anchor="_Toc224813719" w:history="1">
+            <w:r>
+              <w:rPr>
+                <w:rStyle w:val="Hipervnculo"/>
+                <w:noProof/>
+              </w:rPr>
+              <w:t>Objetivos</w:t>
+            </w:r>
+            <w:r>
+              <w:rPr>
+                <w:noProof/>
+                <w:webHidden/>
+              </w:rPr>
+              <w:tab/>
+            </w:r>
+            <w:r>
+              <w:rPr>
+                <w:noProof/>
+                <w:webHidden/>
+              </w:rPr>
+              <w:fldChar w:fldCharType="begin"/>
+            </w:r>
+            <w:r>
+              <w:rPr>
+                <w:noProof/>
+                <w:webHidden/>
+              </w:rPr>
+              <w:instrText xml:space="preserve"> PAGEREF _Toc224813719 \h </w:instrText>
+            </w:r>
+            <w:r>
+              <w:rPr>
+                <w:noProof/>
+                <w:webHidden/>
+              </w:rPr>
+            </w:r>
+            <w:r>
+              <w:rPr>
+                <w:noProof/>
+                <w:webHidden/>
+              </w:rPr>
+              <w:fldChar w:fldCharType="separate"/>
+            </w:r>
+            <w:r>
+              <w:rPr>
+                <w:noProof/>
+                <w:webHidden/>
+              </w:rPr>
+              <w:t>4</w:t>
+            </w:r>
+            <w:r>
+              <w:rPr>
+                <w:noProof/>
+                <w:webHidden/>
+              </w:rPr>
+              <w:fldChar w:fldCharType="end"/>
+            </w:r>
+          </w:hyperlink>
+        </w:p>
+        <w:p>
+          <w:pPr>
+            <w:pStyle w:val="TDC1"/>
+            <w:tabs>
+              <w:tab w:val="right" w:leader="dot" w:pos="8494"/>
+            </w:tabs>
+            <w:rPr>
+              <w:rFonts w:eastAsiaTheme="minorEastAsia"/>
+              <w:noProof/>
+              <w:lang w:eastAsia="es-ES"/>
+            </w:rPr>
+          </w:pPr>
+          <w:hyperlink w:anchor="_Toc224813720" w:history="1">
+            <w:r>
+              <w:rPr>
+                <w:rStyle w:val="Hipervnculo"/>
+                <w:noProof/>
+              </w:rPr>
+              <w:t>Desarrollo</w:t>
+            </w:r>
+            <w:r>
+              <w:rPr>
+                <w:noProof/>
+                <w:webHidden/>
+              </w:rPr>
+              <w:tab/>
+            </w:r>
+            <w:r>
+              <w:rPr>
+                <w:noProof/>
+                <w:webHidden/>
+              </w:rPr>
+              <w:fldChar w:fldCharType="begin"/>
+            </w:r>
+            <w:r>
+              <w:rPr>
+                <w:noProof/>
+                <w:webHidden/>
+              </w:rPr>
+              <w:instrText xml:space="preserve"> PAGEREF _Toc224813720 \h </w:instrText>
+            </w:r>
+            <w:r>
+              <w:rPr>
+                <w:noProof/>
+                <w:webHidden/>
+              </w:rPr>
+            </w:r>
+            <w:r>
+              <w:rPr>
+                <w:noProof/>
+                <w:webHidden/>
+              </w:rPr>
+              <w:fldChar w:fldCharType="separate"/>
+            </w:r>
+            <w:r>
+              <w:rPr>
+                <w:noProof/>
+                <w:webHidden/>
+              </w:rPr>
+              <w:t>5</w:t>
+            </w:r>
+            <w:r>
+              <w:rPr>
+                <w:noProof/>
+                <w:webHidden/>
+              </w:rPr>
+              <w:fldChar w:fldCharType="end"/>
+            </w:r>
+          </w:hyperlink>
+        </w:p>
+        <w:p>
+          <w:pPr>
+            <w:pStyle w:val="TDC2"/>
+            <w:tabs>
+              <w:tab w:val="right" w:leader="dot" w:pos="8494"/>
+            </w:tabs>
+            <w:rPr>
               <w:noProof/>
             </w:rPr>
           </w:pPr>
-          <w:hyperlink w:anchor="_Toc221693549" w:history="1">
+          <w:hyperlink w:anchor="_Toc224813721" w:history="1">
             <w:r>
               <w:rPr>
                 <w:rStyle w:val="Hipervnculo"/>
                 <w:noProof/>
               </w:rPr>
-              <w:t>Justificación del proyecto</w:t>
+              <w:t>Fundamentación teórica</w:t>
             </w:r>
             <w:r>
               <w:rPr>
@@ -1114,7 +1328,7 @@
                 <w:noProof/>
                 <w:webHidden/>
               </w:rPr>
-              <w:instrText xml:space="preserve"> PAGEREF _Toc221693549 \h </w:instrText>
+              <w:instrText xml:space="preserve"> PAGEREF _Toc224813721 \h </w:instrText>
             </w:r>
             <w:r>
               <w:rPr>
@@ -1134,7 +1348,353 @@
                 <w:noProof/>
                 <w:webHidden/>
               </w:rPr>
-              <w:t>2</w:t>
+              <w:t>5</w:t>
+            </w:r>
+            <w:r>
+              <w:rPr>
+                <w:noProof/>
+                <w:webHidden/>
+              </w:rPr>
+              <w:fldChar w:fldCharType="end"/>
+            </w:r>
+          </w:hyperlink>
+        </w:p>
+        <w:p>
+          <w:pPr>
+            <w:pStyle w:val="TDC2"/>
+            <w:tabs>
+              <w:tab w:val="right" w:leader="dot" w:pos="8494"/>
+            </w:tabs>
+            <w:rPr>
+              <w:noProof/>
+            </w:rPr>
+          </w:pPr>
+          <w:hyperlink w:anchor="_Toc224813722" w:history="1">
+            <w:r>
+              <w:rPr>
+                <w:rStyle w:val="Hipervnculo"/>
+                <w:noProof/>
+              </w:rPr>
+              <w:t>Materiales y métodos</w:t>
+            </w:r>
+            <w:r>
+              <w:rPr>
+                <w:noProof/>
+                <w:webHidden/>
+              </w:rPr>
+              <w:tab/>
+            </w:r>
+            <w:r>
+              <w:rPr>
+                <w:noProof/>
+                <w:webHidden/>
+              </w:rPr>
+              <w:fldChar w:fldCharType="begin"/>
+            </w:r>
+            <w:r>
+              <w:rPr>
+                <w:noProof/>
+                <w:webHidden/>
+              </w:rPr>
+              <w:instrText xml:space="preserve"> PAGEREF _Toc224813722 \h </w:instrText>
+            </w:r>
+            <w:r>
+              <w:rPr>
+                <w:noProof/>
+                <w:webHidden/>
+              </w:rPr>
+            </w:r>
+            <w:r>
+              <w:rPr>
+                <w:noProof/>
+                <w:webHidden/>
+              </w:rPr>
+              <w:fldChar w:fldCharType="separate"/>
+            </w:r>
+            <w:r>
+              <w:rPr>
+                <w:noProof/>
+                <w:webHidden/>
+              </w:rPr>
+              <w:t>5</w:t>
+            </w:r>
+            <w:r>
+              <w:rPr>
+                <w:noProof/>
+                <w:webHidden/>
+              </w:rPr>
+              <w:fldChar w:fldCharType="end"/>
+            </w:r>
+          </w:hyperlink>
+        </w:p>
+        <w:p>
+          <w:pPr>
+            <w:pStyle w:val="TDC2"/>
+            <w:tabs>
+              <w:tab w:val="right" w:leader="dot" w:pos="8494"/>
+            </w:tabs>
+            <w:rPr>
+              <w:noProof/>
+            </w:rPr>
+          </w:pPr>
+          <w:hyperlink w:anchor="_Toc224813723" w:history="1">
+            <w:r>
+              <w:rPr>
+                <w:rStyle w:val="Hipervnculo"/>
+                <w:noProof/>
+              </w:rPr>
+              <w:t>Resultados y análisis</w:t>
+            </w:r>
+            <w:r>
+              <w:rPr>
+                <w:noProof/>
+                <w:webHidden/>
+              </w:rPr>
+              <w:tab/>
+            </w:r>
+            <w:r>
+              <w:rPr>
+                <w:noProof/>
+                <w:webHidden/>
+              </w:rPr>
+              <w:fldChar w:fldCharType="begin"/>
+            </w:r>
+            <w:r>
+              <w:rPr>
+                <w:noProof/>
+                <w:webHidden/>
+              </w:rPr>
+              <w:instrText xml:space="preserve"> PAGEREF _Toc224813723 \h </w:instrText>
+            </w:r>
+            <w:r>
+              <w:rPr>
+                <w:noProof/>
+                <w:webHidden/>
+              </w:rPr>
+            </w:r>
+            <w:r>
+              <w:rPr>
+                <w:noProof/>
+                <w:webHidden/>
+              </w:rPr>
+              <w:fldChar w:fldCharType="separate"/>
+            </w:r>
+            <w:r>
+              <w:rPr>
+                <w:noProof/>
+                <w:webHidden/>
+              </w:rPr>
+              <w:t>5</w:t>
+            </w:r>
+            <w:r>
+              <w:rPr>
+                <w:noProof/>
+                <w:webHidden/>
+              </w:rPr>
+              <w:fldChar w:fldCharType="end"/>
+            </w:r>
+          </w:hyperlink>
+        </w:p>
+        <w:p>
+          <w:pPr>
+            <w:pStyle w:val="TDC1"/>
+            <w:tabs>
+              <w:tab w:val="right" w:leader="dot" w:pos="8494"/>
+            </w:tabs>
+            <w:rPr>
+              <w:rFonts w:eastAsiaTheme="minorEastAsia"/>
+              <w:noProof/>
+              <w:lang w:eastAsia="es-ES"/>
+            </w:rPr>
+          </w:pPr>
+          <w:hyperlink w:anchor="_Toc224813724" w:history="1">
+            <w:r>
+              <w:rPr>
+                <w:rStyle w:val="Hipervnculo"/>
+                <w:noProof/>
+              </w:rPr>
+              <w:t>Conclusiones</w:t>
+            </w:r>
+            <w:r>
+              <w:rPr>
+                <w:noProof/>
+                <w:webHidden/>
+              </w:rPr>
+              <w:tab/>
+            </w:r>
+            <w:r>
+              <w:rPr>
+                <w:noProof/>
+                <w:webHidden/>
+              </w:rPr>
+              <w:fldChar w:fldCharType="begin"/>
+            </w:r>
+            <w:r>
+              <w:rPr>
+                <w:noProof/>
+                <w:webHidden/>
+              </w:rPr>
+              <w:instrText xml:space="preserve"> PAGEREF _Toc224813724 \h </w:instrText>
+            </w:r>
+            <w:r>
+              <w:rPr>
+                <w:noProof/>
+                <w:webHidden/>
+              </w:rPr>
+            </w:r>
+            <w:r>
+              <w:rPr>
+                <w:noProof/>
+                <w:webHidden/>
+              </w:rPr>
+              <w:fldChar w:fldCharType="separate"/>
+            </w:r>
+            <w:r>
+              <w:rPr>
+                <w:noProof/>
+                <w:webHidden/>
+              </w:rPr>
+              <w:t>6</w:t>
+            </w:r>
+            <w:r>
+              <w:rPr>
+                <w:noProof/>
+                <w:webHidden/>
+              </w:rPr>
+              <w:fldChar w:fldCharType="end"/>
+            </w:r>
+          </w:hyperlink>
+        </w:p>
+        <w:p>
+          <w:pPr>
+            <w:pStyle w:val="TDC1"/>
+            <w:tabs>
+              <w:tab w:val="right" w:leader="dot" w:pos="8494"/>
+            </w:tabs>
+            <w:rPr>
+              <w:rFonts w:eastAsiaTheme="minorEastAsia"/>
+              <w:noProof/>
+              <w:lang w:eastAsia="es-ES"/>
+            </w:rPr>
+          </w:pPr>
+          <w:hyperlink w:anchor="_Toc224813725" w:history="1">
+            <w:r>
+              <w:rPr>
+                <w:rStyle w:val="Hipervnculo"/>
+                <w:noProof/>
+              </w:rPr>
+              <w:t>Líneas de investigación futuras</w:t>
+            </w:r>
+            <w:r>
+              <w:rPr>
+                <w:noProof/>
+                <w:webHidden/>
+              </w:rPr>
+              <w:tab/>
+            </w:r>
+            <w:r>
+              <w:rPr>
+                <w:noProof/>
+                <w:webHidden/>
+              </w:rPr>
+              <w:fldChar w:fldCharType="begin"/>
+            </w:r>
+            <w:r>
+              <w:rPr>
+                <w:noProof/>
+                <w:webHidden/>
+              </w:rPr>
+              <w:instrText xml:space="preserve"> PAGEREF _Toc224813725 \h </w:instrText>
+            </w:r>
+            <w:r>
+              <w:rPr>
+                <w:noProof/>
+                <w:webHidden/>
+              </w:rPr>
+            </w:r>
+            <w:r>
+              <w:rPr>
+                <w:noProof/>
+                <w:webHidden/>
+              </w:rPr>
+              <w:fldChar w:fldCharType="separate"/>
+            </w:r>
+            <w:r>
+              <w:rPr>
+                <w:noProof/>
+                <w:webHidden/>
+              </w:rPr>
+              <w:t>7</w:t>
+            </w:r>
+            <w:r>
+              <w:rPr>
+                <w:noProof/>
+                <w:webHidden/>
+              </w:rPr>
+              <w:fldChar w:fldCharType="end"/>
+            </w:r>
+          </w:hyperlink>
+        </w:p>
+        <w:p>
+          <w:pPr>
+            <w:pStyle w:val="TDC1"/>
+            <w:tabs>
+              <w:tab w:val="right" w:leader="dot" w:pos="8494"/>
+            </w:tabs>
+            <w:rPr>
+              <w:rFonts w:eastAsiaTheme="minorEastAsia"/>
+              <w:noProof/>
+              <w:lang w:eastAsia="es-ES"/>
+            </w:rPr>
+          </w:pPr>
+          <w:hyperlink w:anchor="_Toc224813726" w:history="1">
+            <w:r>
+              <w:rPr>
+                <w:rStyle w:val="Hipervnculo"/>
+                <w:noProof/>
+              </w:rPr>
+              <w:t>Bibliografía / Webgrafía</w:t>
+            </w:r>
+            <w:r>
+              <w:rPr>
+                <w:noProof/>
+                <w:webHidden/>
+              </w:rPr>
+              <w:tab/>
+            </w:r>
+            <w:r>
+              <w:rPr>
+                <w:noProof/>
+                <w:webHidden/>
+              </w:rPr>
+              <w:fldChar w:fldCharType="begin"/>
+            </w:r>
+            <w:r>
+              <w:rPr>
+                <w:noProof/>
+                <w:webHidden/>
+              </w:rPr>
+              <w:instrText xml:space="preserve"> PAGEREF _Toc224813726 \h </w:instrText>
+            </w:r>
+            <w:r>
+              <w:rPr>
+                <w:noProof/>
+                <w:webHidden/>
+              </w:rPr>
+            </w:r>
+            <w:r>
+              <w:rPr>
+                <w:noProof/>
+                <w:webHidden/>
+              </w:rPr>
+              <w:fldChar w:fldCharType="separate"/>
+            </w:r>
+            <w:r>
+              <w:rPr>
+                <w:noProof/>
+                <w:webHidden/>
+              </w:rPr>
+              <w:t>8</w:t>
             </w:r>
             <w:r>
               <w:rPr>
@@ -1165,7 +1725,7 @@
       <w:pPr>
         <w:pStyle w:val="Ttulo1"/>
       </w:pPr>
-      <w:bookmarkStart w:id="0" w:name="_Toc221693548"/>
+      <w:bookmarkStart w:id="0" w:name="_Toc224813717"/>
       <w:r>
         <w:lastRenderedPageBreak/>
         <w:t>Introducción</w:t>
@@ -1174,7 +1734,15 @@
     </w:p>
     <w:p>
       <w:r>
-        <w:t>Hola buenos días, buenas tardes o buenas noches. Hoy os voy a presentar mi TFG que es una ampliación web sobre rutas de senderismo. Donde hay un logueo y el usuario va a poder ver las rutas de senderismo, añadir nuevas rutas y modificar solo las rutas que el cómo usuario hay añadido y eliminar también. También el usuario va a tener un historial de las rutas que ha realizado y las rutas que desea realizar. Además de eso el usuario puede poner comentarios y fotos sobre las rutas</w:t>
+        <w:t xml:space="preserve">Hola buenos días, buenas tardes o buenas noches. Hoy os voy a presentar mi TFG que es una ampliación web sobre rutas de senderismo. Donde hay un </w:t>
+      </w:r>
+      <w:proofErr w:type="spellStart"/>
+      <w:r>
+        <w:t>logueo</w:t>
+      </w:r>
+      <w:proofErr w:type="spellEnd"/>
+      <w:r>
+        <w:t xml:space="preserve"> y el usuario va a poder ver las rutas de senderismo, añadir nuevas rutas y modificar solo las rutas que el cómo usuario hay añadido y eliminar también. También el usuario va a tener un historial de las rutas que ha realizado y las rutas que desea realizar. Además de eso el usuario puede poner comentarios y fotos sobre las rutas</w:t>
       </w:r>
       <w:r>
         <w:t>. También el usuario puede tener una descripción en su perfil, y puede modificar sus datos del perfil.</w:t>
@@ -1182,7 +1750,15 @@
     </w:p>
     <w:p>
       <w:r>
-        <w:t>Además de eso el admin va a poder hacer lo mismo que el usuario, pero él puede eliminar cualquier ruta que el desee. Ya que él es el administrador</w:t>
+        <w:t xml:space="preserve">Además de eso el </w:t>
+      </w:r>
+      <w:proofErr w:type="spellStart"/>
+      <w:r>
+        <w:t>admin</w:t>
+      </w:r>
+      <w:proofErr w:type="spellEnd"/>
+      <w:r>
+        <w:t xml:space="preserve"> va a poder hacer lo mismo que el usuario, pero él puede eliminar cualquier ruta que el desee. Ya que él es el administrador</w:t>
       </w:r>
     </w:p>
     <w:p/>
@@ -1196,7 +1772,6 @@
           <w:szCs w:val="40"/>
         </w:rPr>
       </w:pPr>
-      <w:bookmarkStart w:id="1" w:name="_Toc221693549"/>
       <w:r>
         <w:br w:type="page"/>
       </w:r>
@@ -1205,6 +1780,7 @@
       <w:pPr>
         <w:pStyle w:val="Ttulo1"/>
       </w:pPr>
+      <w:bookmarkStart w:id="1" w:name="_Toc224813718"/>
       <w:r>
         <w:lastRenderedPageBreak/>
         <w:t>Justificación del proyecto</w:t>
@@ -1216,6 +1792,9 @@
         <w:t>Este proyecto ha sido u</w:t>
       </w:r>
       <w:r>
+        <w:t>na idea que se me ocurrió, de hacer una web de rutas de senderismo, ya que me encanta salir a hacer senderismo cuando en mi tiempo libre.</w:t>
+      </w:r>
+      <w:r>
         <w:br w:type="page"/>
       </w:r>
     </w:p>
@@ -1223,10 +1802,12 @@
       <w:pPr>
         <w:pStyle w:val="Ttulo1"/>
       </w:pPr>
+      <w:bookmarkStart w:id="2" w:name="_Toc224813719"/>
       <w:r>
         <w:lastRenderedPageBreak/>
         <w:t>Objetivos</w:t>
       </w:r>
+      <w:bookmarkEnd w:id="2"/>
     </w:p>
     <w:p/>
     <w:p>
@@ -1238,34 +1819,130 @@
       <w:pPr>
         <w:pStyle w:val="Ttulo1"/>
       </w:pPr>
+      <w:bookmarkStart w:id="3" w:name="_Toc224813720"/>
       <w:r>
         <w:lastRenderedPageBreak/>
         <w:t>Desarrollo</w:t>
+      </w:r>
+      <w:bookmarkEnd w:id="3"/>
+    </w:p>
+    <w:p>
+      <w:pPr>
+        <w:pStyle w:val="Ttulo2"/>
+      </w:pPr>
+      <w:bookmarkStart w:id="4" w:name="_Toc224813721"/>
+      <w:r>
+        <w:t>Fundamentación teórica</w:t>
+      </w:r>
+      <w:bookmarkEnd w:id="4"/>
+    </w:p>
+    <w:p>
+      <w:pPr>
+        <w:rPr>
+          <w:rFonts w:ascii="Times New Roman" w:hAnsi="Times New Roman" w:cs="Times New Roman"/>
+          <w:sz w:val="22"/>
+          <w:szCs w:val="22"/>
+        </w:rPr>
+      </w:pPr>
+      <w:r>
+        <w:rPr>
+          <w:rFonts w:ascii="Times New Roman" w:hAnsi="Times New Roman" w:cs="Times New Roman"/>
+          <w:sz w:val="22"/>
+          <w:szCs w:val="22"/>
+        </w:rPr>
+        <w:t xml:space="preserve">Este proyecto al ser una web de rutas de senderismo el objetico principal es proporcionar rutas de senderismo a los usuarios, además de eso cada usuario puede subir una nueva ruta de senderismo. </w:t>
+      </w:r>
+      <w:proofErr w:type="spellStart"/>
+      <w:r>
+        <w:rPr>
+          <w:rFonts w:ascii="Times New Roman" w:hAnsi="Times New Roman" w:cs="Times New Roman"/>
+          <w:sz w:val="22"/>
+          <w:szCs w:val="22"/>
+        </w:rPr>
+        <w:t>Ademas</w:t>
+      </w:r>
+      <w:proofErr w:type="spellEnd"/>
+      <w:r>
+        <w:rPr>
+          <w:rFonts w:ascii="Times New Roman" w:hAnsi="Times New Roman" w:cs="Times New Roman"/>
+          <w:sz w:val="22"/>
+          <w:szCs w:val="22"/>
+        </w:rPr>
+        <w:t xml:space="preserve"> de eso, para mantener la seguridad de cada usuario, ya que se va a seguir el objetivo de una “red social”, tiene que haber un sistema de gestión de seguridad donde hay un </w:t>
+      </w:r>
+      <w:proofErr w:type="spellStart"/>
+      <w:r>
+        <w:rPr>
+          <w:rFonts w:ascii="Times New Roman" w:hAnsi="Times New Roman" w:cs="Times New Roman"/>
+          <w:sz w:val="22"/>
+          <w:szCs w:val="22"/>
+        </w:rPr>
+        <w:t>login</w:t>
+      </w:r>
+      <w:proofErr w:type="spellEnd"/>
+      <w:r>
+        <w:rPr>
+          <w:rFonts w:ascii="Times New Roman" w:hAnsi="Times New Roman" w:cs="Times New Roman"/>
+          <w:sz w:val="22"/>
+          <w:szCs w:val="22"/>
+        </w:rPr>
+        <w:t xml:space="preserve"> y un registro con la contraseña encriptada.</w:t>
+      </w:r>
+    </w:p>
+    <w:p>
+      <w:pPr>
+        <w:rPr>
+          <w:rFonts w:ascii="Times New Roman" w:hAnsi="Times New Roman" w:cs="Times New Roman"/>
+          <w:sz w:val="22"/>
+          <w:szCs w:val="22"/>
+        </w:rPr>
+      </w:pPr>
+      <w:r>
+        <w:rPr>
+          <w:rFonts w:ascii="Times New Roman" w:hAnsi="Times New Roman" w:cs="Times New Roman"/>
+          <w:sz w:val="22"/>
+          <w:szCs w:val="22"/>
+        </w:rPr>
+        <w:t xml:space="preserve">Las tecnologías que he usado para hacer este proyecto son PostgreSQL como base de datos, y luego como lenguaje estoy usando </w:t>
+      </w:r>
+      <w:proofErr w:type="spellStart"/>
+      <w:r>
+        <w:rPr>
+          <w:rFonts w:ascii="Times New Roman" w:hAnsi="Times New Roman" w:cs="Times New Roman"/>
+          <w:sz w:val="22"/>
+          <w:szCs w:val="22"/>
+        </w:rPr>
+        <w:t>NodeJS</w:t>
+      </w:r>
+      <w:proofErr w:type="spellEnd"/>
+      <w:r>
+        <w:rPr>
+          <w:rFonts w:ascii="Times New Roman" w:hAnsi="Times New Roman" w:cs="Times New Roman"/>
+          <w:sz w:val="22"/>
+          <w:szCs w:val="22"/>
+        </w:rPr>
+        <w:t>. Y el IDE es el de Visual Studio Code</w:t>
       </w:r>
     </w:p>
     <w:p>
       <w:pPr>
         <w:pStyle w:val="Ttulo2"/>
       </w:pPr>
+      <w:bookmarkStart w:id="5" w:name="_Toc224813722"/>
       <w:r>
-        <w:t>Fundamentación teórica</w:t>
+        <w:t>Materiales y métodos</w:t>
       </w:r>
+      <w:bookmarkEnd w:id="5"/>
     </w:p>
     <w:p>
       <w:pPr>
         <w:pStyle w:val="Ttulo2"/>
       </w:pPr>
-      <w:r>
-        <w:t>Materiales y métodos</w:t>
-      </w:r>
-    </w:p>
-    <w:p>
-      <w:pPr>
-        <w:pStyle w:val="Ttulo2"/>
-      </w:pPr>
+      <w:bookmarkStart w:id="6" w:name="_Toc224813723"/>
       <w:r>
         <w:t>Resultados y análisis</w:t>
       </w:r>
+      <w:bookmarkEnd w:id="6"/>
     </w:p>
     <w:p>
       <w:r>
@@ -1276,10 +1953,12 @@
       <w:pPr>
         <w:pStyle w:val="Ttulo1"/>
       </w:pPr>
+      <w:bookmarkStart w:id="7" w:name="_Toc224813724"/>
       <w:r>
         <w:lastRenderedPageBreak/>
         <w:t>Conclusiones</w:t>
       </w:r>
+      <w:bookmarkEnd w:id="7"/>
     </w:p>
     <w:p/>
     <w:p>
@@ -1291,10 +1970,12 @@
       <w:pPr>
         <w:pStyle w:val="Ttulo1"/>
       </w:pPr>
+      <w:bookmarkStart w:id="8" w:name="_Toc224813725"/>
       <w:r>
         <w:lastRenderedPageBreak/>
         <w:t>Líneas de investigación futuras</w:t>
       </w:r>
+      <w:bookmarkEnd w:id="8"/>
     </w:p>
     <w:p/>
     <w:p>
@@ -1306,10 +1987,12 @@
       <w:pPr>
         <w:pStyle w:val="Ttulo1"/>
       </w:pPr>
+      <w:bookmarkStart w:id="9" w:name="_Toc224813726"/>
       <w:r>
         <w:lastRenderedPageBreak/>
         <w:t>Bibliografía / Webgrafía</w:t>
       </w:r>
+      <w:bookmarkEnd w:id="9"/>
     </w:p>
     <w:p/>
     <w:p/>
@@ -1326,7 +2009,7 @@
 </file>
 
 <file path=word/styles.xml><?xml version="1.0" encoding="utf-8"?>
-<w:styles xmlns:mc="http://schemas.openxmlformats.org/markup-compatibility/2006" xmlns:r="http://schemas.openxmlformats.org/officeDocument/2006/relationships" xmlns:w="http://schemas.openxmlformats.org/wordprocessingml/2006/main" xmlns:w14="http://schemas.microsoft.com/office/word/2010/wordml" xmlns:w15="http://schemas.microsoft.com/office/word/2012/wordml" xmlns:w16cex="http://schemas.microsoft.com/office/word/2018/wordml/cex" xmlns:w16cid="http://schemas.microsoft.com/office/word/2016/wordml/cid" xmlns:w16="http://schemas.microsoft.com/office/word/2018/wordml" xmlns:w16sdtdh="http://schemas.microsoft.com/office/word/2020/wordml/sdtdatahash" xmlns:w16se="http://schemas.microsoft.com/office/word/2015/wordml/symex" mc:Ignorable="w14 w15 w16se w16cid w16 w16cex w16sdtdh">
+<w:styles xmlns:mc="http://schemas.openxmlformats.org/markup-compatibility/2006" xmlns:r="http://schemas.openxmlformats.org/officeDocument/2006/relationships" xmlns:w="http://schemas.openxmlformats.org/wordprocessingml/2006/main" xmlns:w14="http://schemas.microsoft.com/office/word/2010/wordml" xmlns:w15="http://schemas.microsoft.com/office/word/2012/wordml" xmlns:w16cex="http://schemas.microsoft.com/office/word/2018/wordml/cex" xmlns:w16cid="http://schemas.microsoft.com/office/word/2016/wordml/cid" xmlns:w16="http://schemas.microsoft.com/office/word/2018/wordml" xmlns:w16du="http://schemas.microsoft.com/office/word/2023/wordml/word16du" xmlns:w16sdtdh="http://schemas.microsoft.com/office/word/2020/wordml/sdtdatahash" xmlns:w16sdtfl="http://schemas.microsoft.com/office/word/2024/wordml/sdtformatlock" xmlns:w16se="http://schemas.microsoft.com/office/word/2015/wordml/symex" mc:Ignorable="w14 w15 w16se w16cid w16 w16cex w16sdtdh w16sdtfl w16du">
   <w:docDefaults>
     <w:rPrDefault>
       <w:rPr>
@@ -1927,6 +2610,7 @@
   <w:style w:type="character" w:default="1" w:styleId="Fuentedeprrafopredeter">
     <w:name w:val="Default Paragraph Font"/>
     <w:uiPriority w:val="1"/>
+    <w:semiHidden/>
     <w:unhideWhenUsed/>
   </w:style>
   <w:style w:type="table" w:default="1" w:styleId="Tablanormal">
@@ -2314,6 +2998,19 @@
       <w:color w:val="467886" w:themeColor="hyperlink"/>
       <w:u w:val="single"/>
     </w:rPr>
+  </w:style>
+  <w:style w:type="paragraph" w:styleId="TDC2">
+    <w:name w:val="toc 2"/>
+    <w:basedOn w:val="Normal"/>
+    <w:next w:val="Normal"/>
+    <w:autoRedefine/>
+    <w:uiPriority w:val="39"/>
+    <w:unhideWhenUsed/>
+    <w:rsid w:val="009F7184"/>
+    <w:pPr>
+      <w:spacing w:after="100"/>
+      <w:ind w:left="240"/>
+    </w:pPr>
   </w:style>
 </w:styles>
 </file>
